--- a/CÔNG TY TNHH MỘT THÀNH VIÊN GỖ TRƯỜNG LĨNH/GoTruongLinh_Buoc1_ThongBaoGiaiThe/TruongLinh_Uyquyen.docx
+++ b/CÔNG TY TNHH MỘT THÀNH VIÊN GỖ TRƯỜNG LĨNH/GoTruongLinh_Buoc1_ThongBaoGiaiThe/TruongLinh_Uyquyen.docx
@@ -376,8 +376,6 @@
         </w:rPr>
         <w:t>0938955277</w:t>
       </w:r>
-      <w:bookmarkStart w:id="0" w:name="_GoBack"/>
-      <w:bookmarkEnd w:id="0"/>
     </w:p>
     <w:p>
       <w:pPr>
@@ -807,7 +805,17 @@
           <w:szCs w:val="24"/>
           <w:lang w:val="vi-VN"/>
         </w:rPr>
-        <w:t xml:space="preserve"> Liên hệ làm việc với các cơ quan hữu quan để nhận được các chấp thuận cần thiết để thực hiện thủ tục đăng ký doanh nghiệp; và </w:t>
+        <w:t xml:space="preserve"> Liên hệ làm việc với các cơ quan hữu quan để nhận được các chấp thuận cần thiết để thực hiện thủ tục đăng ký doanh nghiệ</w:t>
+      </w:r>
+      <w:r>
+        <w:rPr>
+          <w:rFonts w:ascii="Times New Roman" w:hAnsi="Times New Roman" w:cs="Times New Roman"/>
+          <w:color w:val="000000" w:themeColor="text1"/>
+          <w:sz w:val="24"/>
+          <w:szCs w:val="24"/>
+          <w:lang w:val="vi-VN"/>
+        </w:rPr>
+        <w:t xml:space="preserve">p; </w:t>
       </w:r>
     </w:p>
     <w:p>
@@ -830,6 +838,51 @@
           <w:color w:val="000000" w:themeColor="text1"/>
           <w:sz w:val="24"/>
           <w:szCs w:val="24"/>
+        </w:rPr>
+        <w:t>N</w:t>
+      </w:r>
+      <w:bookmarkStart w:id="0" w:name="_GoBack"/>
+      <w:bookmarkEnd w:id="0"/>
+      <w:r>
+        <w:rPr>
+          <w:rFonts w:ascii="Times New Roman" w:hAnsi="Times New Roman" w:cs="Times New Roman"/>
+          <w:color w:val="000000" w:themeColor="text1"/>
+          <w:sz w:val="24"/>
+          <w:szCs w:val="24"/>
+          <w:lang w:val="vi-VN"/>
+        </w:rPr>
+        <w:t>ộp hồ sơ giải thể doanh nghiệp</w:t>
+      </w:r>
+      <w:r>
+        <w:rPr>
+          <w:rFonts w:ascii="Times New Roman" w:hAnsi="Times New Roman" w:cs="Times New Roman"/>
+          <w:color w:val="000000" w:themeColor="text1"/>
+          <w:sz w:val="24"/>
+          <w:szCs w:val="24"/>
+        </w:rPr>
+        <w:t>;</w:t>
+      </w:r>
+    </w:p>
+    <w:p>
+      <w:pPr>
+        <w:numPr>
+          <w:ilvl w:val="0"/>
+          <w:numId w:val="1"/>
+        </w:numPr>
+        <w:rPr>
+          <w:rFonts w:ascii="Times New Roman" w:hAnsi="Times New Roman" w:cs="Times New Roman"/>
+          <w:color w:val="000000" w:themeColor="text1"/>
+          <w:sz w:val="24"/>
+          <w:szCs w:val="24"/>
+          <w:lang w:val="vi-VN"/>
+        </w:rPr>
+      </w:pPr>
+      <w:r>
+        <w:rPr>
+          <w:rFonts w:ascii="Times New Roman" w:hAnsi="Times New Roman" w:cs="Times New Roman"/>
+          <w:color w:val="000000" w:themeColor="text1"/>
+          <w:sz w:val="24"/>
+          <w:szCs w:val="24"/>
           <w:lang w:val="vi-VN"/>
         </w:rPr>
         <w:t xml:space="preserve"> Nhận Giấy chứng nhận đăng ký doanh nghiệp, thông báo, quyết định. Trong phạm vi uỷ quyền tại đây, Người được Ủy quyền được toàn quyền, chuẩn bị và ký các tài liệu cần thiết, nộp và rút các tài liệu, hồ sơ cần thiết đệ trình lên cơ quan chức năng có thẩm quyền liên quan tại Việt Nam cũng như nhận kết quả, giấy tờ liên quan đến công việc được ủy quyền; thanh toán phí, lệ phí liên quan đến các công việc được ủy quyền; thực hiện thủ tục hoặc có các hành động khác có liên quan đến công việc được ủy quyền theo quy định pháp luật hiện hành của Việt Nam.</w:t>
@@ -853,6 +906,7 @@
           <w:szCs w:val="24"/>
           <w:lang w:val="vi-VN"/>
         </w:rPr>
+        <w:lastRenderedPageBreak/>
         <w:t xml:space="preserve">Tôi theo đây xác nhận và chấp thuận mọi hành động được thực hiện bởi </w:t>
       </w:r>
       <w:r>
@@ -896,7 +950,6 @@
           <w:szCs w:val="24"/>
           <w:lang w:val="vi-VN"/>
         </w:rPr>
-        <w:lastRenderedPageBreak/>
         <w:t>Giấy Ủy quyền này có hiệu lực kể từ</w:t>
       </w:r>
       <w:r>
